--- a/public/templates/000_pm_suite/01_프로젝트 관리/01_통합관리/진도_관리_계획서_템플릿.docx
+++ b/public/templates/000_pm_suite/01_프로젝트 관리/01_통합관리/진도_관리_계획서_템플릿.docx
@@ -9,7 +9,7 @@
           <w:color w:val="1D4ED8"/>
           <w:sz w:val="22"/>
         </w:rPr>
-        <w:t>[공공·엔터프라이즈 표준 사업관리 산출물]  문서번호: GRV_MAN_090</w:t>
+        <w:t>[공공·엔터프라이즈 표준 사업관리 산출물]  문서번호: EMP_MAN_090</w:t>
       </w:r>
     </w:p>
     <w:p>
@@ -19,7 +19,7 @@
           <w:color w:val="0F2340"/>
           <w:sz w:val="44"/>
         </w:rPr>
-        <w:t>Claimworks-Claims AI 시스템 구축</w:t>
+        <w:t>SyncGuard AI 시스템 구축</w:t>
         <w:br/>
         <w:t>진도 관리 계획서</w:t>
       </w:r>
@@ -76,7 +76,7 @@
               <w:rPr>
                 <w:sz w:val="19"/>
               </w:rPr>
-              <w:t>아모레퍼시픽 Claimworks-Claims AI 시스템 구축 용역</w:t>
+              <w:t>한빛글로벌 SyncGuard AI 시스템 구축 용역</w:t>
             </w:r>
           </w:p>
         </w:tc>
@@ -109,7 +109,7 @@
               <w:rPr>
                 <w:sz w:val="19"/>
               </w:rPr>
-              <w:t>GRV_MAN_090</w:t>
+              <w:t>EMP_MAN_090</w:t>
             </w:r>
           </w:p>
         </w:tc>
@@ -144,7 +144,7 @@
               <w:rPr>
                 <w:sz w:val="19"/>
               </w:rPr>
-              <w:t>㈜아모레퍼시픽 (현업PM: 박주열 / 기술PM: 김경호)</w:t>
+              <w:t>㈜한빛글로벌 (현업PM: 정민수 / 기술PM: 한승우)</w:t>
             </w:r>
           </w:p>
         </w:tc>
@@ -177,7 +177,7 @@
               <w:rPr>
                 <w:sz w:val="19"/>
               </w:rPr>
-              <w:t>㈜그로브소프트 (총괄AA: 오병문 / 수행PM: 김재은)</w:t>
+              <w:t>㈜엠파시 (총괄AA: 박준혁 / 수행PM: 김태윤)</w:t>
             </w:r>
           </w:p>
         </w:tc>
@@ -280,7 +280,7 @@
               <w:rPr>
                 <w:sz w:val="19"/>
               </w:rPr>
-              <w:t>김재은 수행PM / 황자영 PMO</w:t>
+              <w:t>김태윤 수행PM / 이지훈 PMO</w:t>
             </w:r>
           </w:p>
         </w:tc>
@@ -313,7 +313,7 @@
               <w:rPr>
                 <w:sz w:val="19"/>
               </w:rPr>
-              <w:t>박주열 현업PM / 김경호 기술PM</w:t>
+              <w:t>정민수 현업PM / 한승우 기술PM</w:t>
             </w:r>
           </w:p>
         </w:tc>
@@ -405,7 +405,7 @@
           <w:color w:val="1D4ED8"/>
           <w:sz w:val="20"/>
         </w:rPr>
-        <w:t>산출물 ID : GRV_MAN_090  |  버전 : v1.0</w:t>
+        <w:t>산출물 ID : EMP_MAN_090  |  버전 : v1.0</w:t>
       </w:r>
     </w:p>
     <w:p>
@@ -435,7 +435,7 @@
           <w:color w:val="1D4ED8"/>
           <w:sz w:val="20"/>
         </w:rPr>
-        <w:t>아모레퍼시픽 Claimworks-Claims AI 시스템 구축  |  진도 관리 계획서</w:t>
+        <w:t>한빛글로벌 SyncGuard AI 시스템 구축  |  진도 관리 계획서</w:t>
       </w:r>
     </w:p>
     <w:p>
@@ -445,7 +445,7 @@
           <w:color w:val="1D4ED8"/>
           <w:sz w:val="20"/>
         </w:rPr>
-        <w:t>발주사 : AMOREPACIFIC   |   수행사 : ㈜그로브소프트 (GROVE)</w:t>
+        <w:t>발주사 : HANBIT GLOBAL   |   수행사 : ㈜엠파시 (Empasy Inc.)</w:t>
       </w:r>
     </w:p>
     <w:p>
@@ -499,14 +499,14 @@
         <w:rPr>
           <w:sz w:val="19"/>
         </w:rPr>
-        <w:t>3. 교체 필수 항목 : [사업명], [발주사/수행사 조직], [사업기간 및 M1~M6 일정], [산출물 ID 체계], [인력/인프라 수량]</w:t>
+        <w:t>3. 교체 필수 항목 : SyncGuard AI 시스템 구축 사업, [발주사/수행사 조직], [사업기간 및 M1~M6 일정], [산출물 ID 체계], [인력/인프라 수량]</w:t>
         <w:br/>
       </w:r>
       <w:r>
         <w:rPr>
           <w:sz w:val="19"/>
         </w:rPr>
-        <w:t>4. 연계 문서 : 사업수행계획서(GRV_INT_010), WBS(GRV_INT_020), 주간보고서(GRV_MAN_010), 투입공수(GRV_MAN_050)</w:t>
+        <w:t>4. 연계 문서 : 사업수행계획서(EMP_INT_010), WBS(EMP_INT_020), 주간보고서(EMP_MAN_010), 투입공수(EMP_MAN_050)</w:t>
       </w:r>
     </w:p>
     <w:p>
@@ -920,7 +920,7 @@
               <w:rPr>
                 <w:sz w:val="17"/>
               </w:rPr>
-              <w:t>공공 SW사업 진도관리 지침 및 WBS(GRV_INT_020) 기준 진도관리 계획 수립</w:t>
+              <w:t>공공 SW사업 진도관리 지침 및 WBS(EMP_INT_020) 기준 진도관리 계획 수립</w:t>
             </w:r>
           </w:p>
         </w:tc>
@@ -933,7 +933,7 @@
               <w:rPr>
                 <w:sz w:val="17"/>
               </w:rPr>
-              <w:t>김재은 PM</w:t>
+              <w:t>김태윤 PM</w:t>
             </w:r>
           </w:p>
         </w:tc>
@@ -1006,7 +1006,7 @@
               <w:rPr>
                 <w:sz w:val="17"/>
               </w:rPr>
-              <w:t>김재은 / 박주열</w:t>
+              <w:t>김태윤 / 정민수</w:t>
             </w:r>
           </w:p>
         </w:tc>
@@ -1074,7 +1074,7 @@
               <w:rPr>
                 <w:sz w:val="17"/>
               </w:rPr>
-              <w:t>황자영 PMO</w:t>
+              <w:t>이지훈 PMO</w:t>
             </w:r>
           </w:p>
         </w:tc>
@@ -1098,7 +1098,7 @@
           <w:color w:val="1D4ED8"/>
           <w:sz w:val="20"/>
         </w:rPr>
-        <w:t>산출물 ID : GRV_MAN_090  |  버전 : v1.0</w:t>
+        <w:t>산출물 ID : EMP_MAN_090  |  버전 : v1.0</w:t>
       </w:r>
     </w:p>
     <w:p>
@@ -1128,7 +1128,7 @@
           <w:color w:val="1D4ED8"/>
           <w:sz w:val="20"/>
         </w:rPr>
-        <w:t>아모레퍼시픽 Claimworks-Claims AI 시스템 구축  |  진도 관리 계획서</w:t>
+        <w:t>한빛글로벌 SyncGuard AI 시스템 구축  |  진도 관리 계획서</w:t>
       </w:r>
     </w:p>
     <w:p>
@@ -1138,7 +1138,7 @@
           <w:color w:val="1D4ED8"/>
           <w:sz w:val="20"/>
         </w:rPr>
-        <w:t>발주사 : AMOREPACIFIC   |   수행사 : ㈜그로브소프트 (GROVE)</w:t>
+        <w:t>발주사 : HANBIT GLOBAL   |   수행사 : ㈜엠파시 (Empasy Inc.)</w:t>
       </w:r>
     </w:p>
     <w:p>
@@ -1166,14 +1166,14 @@
         <w:rPr>
           <w:sz w:val="19"/>
         </w:rPr>
-        <w:t>• 작업분할구조도 WBS(GRV_INT_020)의 계획/실적 진도율을 주간업무보고서(GRV_MAN_010)에 매주 금요일 1:1 자동 반영</w:t>
+        <w:t>• 작업분할구조도 WBS(EMP_INT_020)의 계획/실적 진도율을 주간업무보고서(EMP_MAN_010)에 매주 금요일 1:1 자동 반영</w:t>
         <w:br/>
       </w:r>
       <w:r>
         <w:rPr>
           <w:sz w:val="19"/>
         </w:rPr>
-        <w:t>• 월별투입공수 관리대장(GRV_MAN_050)의 실제 투입 M/M와 공정 진행률을 교차 대조하여 생산성 편차 분석</w:t>
+        <w:t>• 월별투입공수 관리대장(EMP_MAN_050)의 실제 투입 M/M와 공정 진행률을 교차 대조하여 생산성 편차 분석</w:t>
         <w:br/>
       </w:r>
       <w:r>
@@ -1250,7 +1250,7 @@
         <w:rPr>
           <w:sz w:val="19"/>
         </w:rPr>
-        <w:t>• 3단계 AI 판정 엔진(규칙+RAG+LLM), myBeaker 실증DB 연계, 사내 SSO/Tiumnet 방화벽 개통을 핵심 임계 경로로 지정</w:t>
+        <w:t>• 3단계 AI 판정 엔진(규칙+RAG+LLM), ProductLab 실증DB 연계, 사내 SSO/MarketingHub 방화벽 개통을 핵심 임계 경로로 지정</w:t>
         <w:br/>
       </w:r>
       <w:r>
@@ -1336,7 +1336,7 @@
           <w:color w:val="1D4ED8"/>
           <w:sz w:val="20"/>
         </w:rPr>
-        <w:t>산출물 ID : GRV_MAN_090  |  버전 : v1.0</w:t>
+        <w:t>산출물 ID : EMP_MAN_090  |  버전 : v1.0</w:t>
       </w:r>
     </w:p>
     <w:p>
@@ -1366,7 +1366,7 @@
           <w:color w:val="1D4ED8"/>
           <w:sz w:val="20"/>
         </w:rPr>
-        <w:t>아모레퍼시픽 Claimworks-Claims AI 시스템 구축  |  진도 관리 계획서</w:t>
+        <w:t>한빛글로벌 SyncGuard AI 시스템 구축  |  진도 관리 계획서</w:t>
       </w:r>
     </w:p>
     <w:p>
@@ -1376,7 +1376,7 @@
           <w:color w:val="1D4ED8"/>
           <w:sz w:val="20"/>
         </w:rPr>
-        <w:t>발주사 : AMOREPACIFIC   |   수행사 : ㈜그로브소프트 (GROVE)</w:t>
+        <w:t>발주사 : HANBIT GLOBAL   |   수행사 : ㈜엠파시 (Empasy Inc.)</w:t>
       </w:r>
     </w:p>
     <w:p>
@@ -1457,7 +1457,7 @@
         <w:rPr>
           <w:sz w:val="19"/>
         </w:rPr>
-        <w:t>myBeaker 실증자료 DB 연동</w:t>
+        <w:t>ProductLab 실증자료 DB 연동</w:t>
       </w:r>
     </w:p>
     <w:p>
@@ -1982,7 +1982,7 @@
               <w:rPr>
                 <w:sz w:val="17"/>
               </w:rPr>
-              <w:t>3단계 AI 엔진, 100대 규칙사전, Side-by-Side 뷰어, myBeaker 실증DB 및 SSO/Tiumnet 연계</w:t>
+              <w:t>3단계 AI 엔진, 100대 규칙사전, Side-by-Side 뷰어, ProductLab 실증DB 및 SSO/MarketingHub 연계</w:t>
             </w:r>
           </w:p>
         </w:tc>
@@ -2205,7 +2205,7 @@
           <w:color w:val="1D4ED8"/>
           <w:sz w:val="20"/>
         </w:rPr>
-        <w:t>산출물 ID : GRV_MAN_090  |  버전 : v1.0</w:t>
+        <w:t>산출물 ID : EMP_MAN_090  |  버전 : v1.0</w:t>
       </w:r>
     </w:p>
     <w:p>
@@ -2235,7 +2235,7 @@
           <w:color w:val="1D4ED8"/>
           <w:sz w:val="20"/>
         </w:rPr>
-        <w:t>아모레퍼시픽 Claimworks-Claims AI 시스템 구축  |  진도 관리 계획서</w:t>
+        <w:t>한빛글로벌 SyncGuard AI 시스템 구축  |  진도 관리 계획서</w:t>
       </w:r>
     </w:p>
     <w:p>
@@ -2245,7 +2245,7 @@
           <w:color w:val="1D4ED8"/>
           <w:sz w:val="20"/>
         </w:rPr>
-        <w:t>발주사 : AMOREPACIFIC   |   수행사 : ㈜그로브소프트 (GROVE)</w:t>
+        <w:t>발주사 : HANBIT GLOBAL   |   수행사 : ㈜엠파시 (Empasy Inc.)</w:t>
       </w:r>
     </w:p>
     <w:p>
@@ -2441,7 +2441,7 @@
           <w:color w:val="1D4ED8"/>
           <w:sz w:val="20"/>
         </w:rPr>
-        <w:t>산출물 ID : GRV_MAN_090  |  버전 : v1.0</w:t>
+        <w:t>산출물 ID : EMP_MAN_090  |  버전 : v1.0</w:t>
       </w:r>
     </w:p>
     <w:p>
@@ -2471,7 +2471,7 @@
           <w:color w:val="1D4ED8"/>
           <w:sz w:val="20"/>
         </w:rPr>
-        <w:t>아모레퍼시픽 Claimworks-Claims AI 시스템 구축  |  진도 관리 계획서</w:t>
+        <w:t>한빛글로벌 SyncGuard AI 시스템 구축  |  진도 관리 계획서</w:t>
       </w:r>
     </w:p>
     <w:p>
@@ -2481,7 +2481,7 @@
           <w:color w:val="1D4ED8"/>
           <w:sz w:val="20"/>
         </w:rPr>
-        <w:t>발주사 : AMOREPACIFIC   |   수행사 : ㈜그로브소프트 (GROVE)</w:t>
+        <w:t>발주사 : HANBIT GLOBAL   |   수행사 : ㈜엠파시 (Empasy Inc.)</w:t>
       </w:r>
     </w:p>
     <w:p>
@@ -3694,7 +3694,7 @@
           <w:color w:val="1D4ED8"/>
           <w:sz w:val="20"/>
         </w:rPr>
-        <w:t>산출물 ID : GRV_MAN_090  |  버전 : v1.0</w:t>
+        <w:t>산출물 ID : EMP_MAN_090  |  버전 : v1.0</w:t>
       </w:r>
     </w:p>
     <w:p>
@@ -3724,7 +3724,7 @@
           <w:color w:val="1D4ED8"/>
           <w:sz w:val="20"/>
         </w:rPr>
-        <w:t>아모레퍼시픽 Claimworks-Claims AI 시스템 구축  |  진도 관리 계획서</w:t>
+        <w:t>한빛글로벌 SyncGuard AI 시스템 구축  |  진도 관리 계획서</w:t>
       </w:r>
     </w:p>
     <w:p>
@@ -3734,7 +3734,7 @@
           <w:color w:val="1D4ED8"/>
           <w:sz w:val="20"/>
         </w:rPr>
-        <w:t>발주사 : AMOREPACIFIC   |   수행사 : ㈜그로브소프트 (GROVE)</w:t>
+        <w:t>발주사 : HANBIT GLOBAL   |   수행사 : ㈜엠파시 (Empasy Inc.)</w:t>
       </w:r>
     </w:p>
     <w:p>
@@ -3832,7 +3832,7 @@
         <w:rPr>
           <w:sz w:val="19"/>
         </w:rPr>
-        <w:t>• 외부 시스템(SSO, Tiumnet, myBeaker) 방화벽이나 API 지연 시 표준 Mock 서버 즉시 구축</w:t>
+        <w:t>• 외부 시스템(SSO, MarketingHub, ProductLab) 방화벽이나 API 지연 시 표준 Mock 서버 즉시 구축</w:t>
         <w:br/>
       </w:r>
       <w:r>
@@ -4226,7 +4226,7 @@
               <w:rPr>
                 <w:sz w:val="17"/>
               </w:rPr>
-              <w:t>• 공식 이슈관리대장(GRV_MAN_030) '긴급(High)' 등록</w:t>
+              <w:t>• 공식 이슈관리대장(EMP_MAN_030) '긴급(High)' 등록</w:t>
               <w:br/>
               <w:t>• '지연 과업 만회 대책서(Catch-up Plan)' 공식 제출</w:t>
               <w:br/>
@@ -4269,7 +4269,7 @@
           <w:color w:val="1D4ED8"/>
           <w:sz w:val="20"/>
         </w:rPr>
-        <w:t>산출물 ID : GRV_MAN_090  |  버전 : v1.0</w:t>
+        <w:t>산출물 ID : EMP_MAN_090  |  버전 : v1.0</w:t>
       </w:r>
     </w:p>
     <w:p>
@@ -4299,7 +4299,7 @@
           <w:color w:val="1D4ED8"/>
           <w:sz w:val="20"/>
         </w:rPr>
-        <w:t>아모레퍼시픽 Claimworks-Claims AI 시스템 구축  |  진도 관리 계획서</w:t>
+        <w:t>한빛글로벌 SyncGuard AI 시스템 구축  |  진도 관리 계획서</w:t>
       </w:r>
     </w:p>
     <w:p>
@@ -4309,7 +4309,7 @@
           <w:color w:val="1D4ED8"/>
           <w:sz w:val="20"/>
         </w:rPr>
-        <w:t>발주사 : AMOREPACIFIC   |   수행사 : ㈜그로브소프트 (GROVE)</w:t>
+        <w:t>발주사 : HANBIT GLOBAL   |   수행사 : ㈜엠파시 (Empasy Inc.)</w:t>
       </w:r>
     </w:p>
     <w:tbl>
@@ -4578,7 +4578,7 @@
               </w:rPr>
               <w:t>3.3 AI 판정 엔진</w:t>
               <w:br/>
-              <w:t>3.4 myBeaker 연계</w:t>
+              <w:t>3.4 ProductLab 연계</w:t>
             </w:r>
           </w:p>
         </w:tc>
@@ -4596,7 +4596,7 @@
               <w:br/>
               <w:t>• 2단계 식약처 가이드라인 pgvector(1536d) 하이브리드 검색 연동</w:t>
               <w:br/>
-              <w:t>• myBeaker 원료·효능·시험결과 실증 데이터 API 조회 성공</w:t>
+              <w:t>• ProductLab 원료·효능·시험결과 실증 데이터 API 조회 성공</w:t>
             </w:r>
           </w:p>
         </w:tc>
@@ -4939,7 +4939,7 @@
           <w:color w:val="1D4ED8"/>
           <w:sz w:val="20"/>
         </w:rPr>
-        <w:t>산출물 ID : GRV_MAN_090  |  버전 : v1.0</w:t>
+        <w:t>산출물 ID : EMP_MAN_090  |  버전 : v1.0</w:t>
       </w:r>
     </w:p>
     <w:p>
@@ -4969,7 +4969,7 @@
           <w:color w:val="1D4ED8"/>
           <w:sz w:val="20"/>
         </w:rPr>
-        <w:t>아모레퍼시픽 Claimworks-Claims AI 시스템 구축  |  진도 관리 계획서</w:t>
+        <w:t>한빛글로벌 SyncGuard AI 시스템 구축  |  진도 관리 계획서</w:t>
       </w:r>
     </w:p>
     <w:p>
@@ -4979,7 +4979,7 @@
           <w:color w:val="1D4ED8"/>
           <w:sz w:val="20"/>
         </w:rPr>
-        <w:t>발주사 : AMOREPACIFIC   |   수행사 : ㈜그로브소프트 (GROVE)</w:t>
+        <w:t>발주사 : HANBIT GLOBAL   |   수행사 : ㈜엠파시 (Empasy Inc.)</w:t>
       </w:r>
     </w:p>
     <w:p>
@@ -5007,7 +5007,7 @@
         <w:rPr>
           <w:sz w:val="19"/>
         </w:rPr>
-        <w:t>• AI, 백엔드, 프론트, 기획, 아이시프트 각 파트 리드가 금주 완료 작업 및 산출물 상태 제출</w:t>
+        <w:t>• AI, 백엔드, 프론트, 기획, 데이터브릿지 각 파트 리드가 금주 완료 작업 및 산출물 상태 제출</w:t>
         <w:br/>
       </w:r>
       <w:r>
@@ -5032,14 +5032,14 @@
         <w:rPr>
           <w:sz w:val="19"/>
         </w:rPr>
-        <w:t>• PMO(황자영)가 실제 구글 드라이브 산출물 및 Git/테스트 결과 대조 실사</w:t>
+        <w:t>• PMO(이지훈)가 실제 구글 드라이브 산출물 및 Git/테스트 결과 대조 실사</w:t>
         <w:br/>
       </w:r>
       <w:r>
         <w:rPr>
           <w:sz w:val="19"/>
         </w:rPr>
-        <w:t>• WBS(GRV_INT_020) 실적 진도율, 달성률, 신호등 자동 산출</w:t>
+        <w:t>• WBS(EMP_INT_020) 실적 진도율, 달성률, 신호등 자동 산출</w:t>
       </w:r>
     </w:p>
     <w:p>
@@ -5067,14 +5067,14 @@
         <w:rPr>
           <w:sz w:val="19"/>
         </w:rPr>
-        <w:t>• 수행 PM(김재은)이 계획 대비 편차(SV) 분석 및 차주 중점 계획 수립</w:t>
+        <w:t>• 수행 PM(김태윤)이 계획 대비 편차(SV) 분석 및 차주 중점 계획 수립</w:t>
         <w:br/>
       </w:r>
       <w:r>
         <w:rPr>
           <w:sz w:val="19"/>
         </w:rPr>
-        <w:t>• 주간업무보고서(GRV_MAN_010) 발주사 사전 배포</w:t>
+        <w:t>• 주간업무보고서(EMP_MAN_010) 발주사 사전 배포</w:t>
       </w:r>
     </w:p>
     <w:p>
@@ -5242,7 +5242,7 @@
               <w:rPr>
                 <w:sz w:val="17"/>
               </w:rPr>
-              <w:t>수행 PM (김재은)</w:t>
+              <w:t>수행 PM (김태윤)</w:t>
               <w:br/>
               <w:t>(발주사 PM 주간보고 공유)</w:t>
             </w:r>
@@ -5292,7 +5292,7 @@
               <w:rPr>
                 <w:sz w:val="17"/>
               </w:rPr>
-              <w:t>• 외부 인터페이스(SSO/Tiumnet/myBeaker) 지연, 정책 변경 등으로 마일스톤 일자 변경 필요 시</w:t>
+              <w:t>• 외부 인터페이스(SSO/MarketingHub/ProductLab) 지연, 정책 변경 등으로 마일스톤 일자 변경 필요 시</w:t>
             </w:r>
           </w:p>
         </w:tc>
@@ -5308,7 +5308,7 @@
               </w:rPr>
               <w:t>발주사 현업/기술 PM</w:t>
               <w:br/>
-              <w:t>(박주열 / 김경호 합의)</w:t>
+              <w:t>(정민수 / 한승우 합의)</w:t>
             </w:r>
           </w:p>
         </w:tc>
@@ -5322,7 +5322,7 @@
               <w:rPr>
                 <w:sz w:val="17"/>
               </w:rPr>
-              <w:t>• 변경관리대장(GRV_MAN_060)에 변경 요청서 및 영향도 분석 등록</w:t>
+              <w:t>• 변경관리대장(EMP_MAN_060)에 변경 요청서 및 영향도 분석 등록</w:t>
               <w:br/>
               <w:t>• 양사 PM 합의 후 WBS 버전 업그레이드(예: v1.1 ➔ v1.2) 및 구버전 백업</w:t>
             </w:r>
@@ -5409,7 +5409,7 @@
           <w:color w:val="1D4ED8"/>
           <w:sz w:val="20"/>
         </w:rPr>
-        <w:t>산출물 ID : GRV_MAN_090  |  버전 : v1.0</w:t>
+        <w:t>산출물 ID : EMP_MAN_090  |  버전 : v1.0</w:t>
       </w:r>
     </w:p>
     <w:p>
@@ -5439,7 +5439,7 @@
           <w:color w:val="1D4ED8"/>
           <w:sz w:val="20"/>
         </w:rPr>
-        <w:t>아모레퍼시픽 Claimworks-Claims AI 시스템 구축  |  진도 관리 계획서</w:t>
+        <w:t>한빛글로벌 SyncGuard AI 시스템 구축  |  진도 관리 계획서</w:t>
       </w:r>
     </w:p>
     <w:p>
@@ -5449,7 +5449,7 @@
           <w:color w:val="1D4ED8"/>
           <w:sz w:val="20"/>
         </w:rPr>
-        <w:t>발주사 : AMOREPACIFIC   |   수행사 : ㈜그로브소프트 (GROVE)</w:t>
+        <w:t>발주사 : HANBIT GLOBAL   |   수행사 : ㈜엠파시 (Empasy Inc.)</w:t>
       </w:r>
     </w:p>
     <w:p>
@@ -5559,7 +5559,7 @@
               </w:rPr>
               <w:t>• WBS 코드 및 과업명 : [예시: 3.2.2 동영상 음성(STT) 및 핵심 프레임 추출 파이프라인 구현]</w:t>
               <w:br/>
-              <w:t>• 담당 파트 / 담당자 : AI 엔지니어 파트 / 홍길동 선임</w:t>
+              <w:t>• 담당 파트 / 담당자 : AI 엔지니어 파트 / 박진우 수석 선임</w:t>
             </w:r>
           </w:p>
         </w:tc>
@@ -5572,7 +5572,7 @@
               <w:rPr>
                 <w:sz w:val="17"/>
               </w:rPr>
-              <w:t>WBS (GRV_INT_020)</w:t>
+              <w:t>WBS (EMP_INT_020)</w:t>
             </w:r>
           </w:p>
         </w:tc>
@@ -5619,7 +5619,7 @@
               <w:rPr>
                 <w:sz w:val="17"/>
               </w:rPr>
-              <w:t>주간보고 (GRV_MAN_010)</w:t>
+              <w:t>주간보고 (EMP_MAN_010)</w:t>
             </w:r>
           </w:p>
         </w:tc>
@@ -5665,7 +5665,7 @@
               <w:rPr>
                 <w:sz w:val="17"/>
               </w:rPr>
-              <w:t>이슈대장 (GRV_MAN_030)</w:t>
+              <w:t>이슈대장 (EMP_MAN_030)</w:t>
               <w:br/>
               <w:t>이슈번호 ISS-012</w:t>
             </w:r>
@@ -5760,7 +5760,7 @@
               <w:rPr>
                 <w:sz w:val="17"/>
               </w:rPr>
-              <w:t>투입공수 (GRV_MAN_050)</w:t>
+              <w:t>투입공수 (EMP_MAN_050)</w:t>
               <w:br/>
               <w:t>자체 무상 추가지원</w:t>
             </w:r>

--- a/public/templates/000_pm_suite/01_프로젝트 관리/01_통합관리/진도_관리_계획서_템플릿.docx
+++ b/public/templates/000_pm_suite/01_프로젝트 관리/01_통합관리/진도_관리_계획서_템플릿.docx
@@ -19,7 +19,7 @@
           <w:color w:val="0F2340"/>
           <w:sz w:val="44"/>
         </w:rPr>
-        <w:t>SyncGuard AI 시스템 구축</w:t>
+        <w:t>SyncFlow AI 시스템 구축</w:t>
         <w:br/>
         <w:t>진도 관리 계획서</w:t>
       </w:r>
@@ -76,7 +76,7 @@
               <w:rPr>
                 <w:sz w:val="19"/>
               </w:rPr>
-              <w:t>한빛글로벌 SyncGuard AI 시스템 구축 용역</w:t>
+              <w:t>한빛글로벌 SyncFlow AI 시스템 구축 용역</w:t>
             </w:r>
           </w:p>
         </w:tc>
@@ -435,7 +435,7 @@
           <w:color w:val="1D4ED8"/>
           <w:sz w:val="20"/>
         </w:rPr>
-        <w:t>한빛글로벌 SyncGuard AI 시스템 구축  |  진도 관리 계획서</w:t>
+        <w:t>한빛글로벌 SyncFlow AI 시스템 구축  |  진도 관리 계획서</w:t>
       </w:r>
     </w:p>
     <w:p>
@@ -499,7 +499,7 @@
         <w:rPr>
           <w:sz w:val="19"/>
         </w:rPr>
-        <w:t>3. 교체 필수 항목 : SyncGuard AI 시스템 구축 사업, [발주사/수행사 조직], [사업기간 및 M1~M6 일정], [산출물 ID 체계], [인력/인프라 수량]</w:t>
+        <w:t>3. 교체 필수 항목 : SyncFlow AI 시스템 구축 사업, [발주사/수행사 조직], [사업기간 및 M1~M6 일정], [산출물 ID 체계], [인력/인프라 수량]</w:t>
         <w:br/>
       </w:r>
       <w:r>
@@ -1128,7 +1128,7 @@
           <w:color w:val="1D4ED8"/>
           <w:sz w:val="20"/>
         </w:rPr>
-        <w:t>한빛글로벌 SyncGuard AI 시스템 구축  |  진도 관리 계획서</w:t>
+        <w:t>한빛글로벌 SyncFlow AI 시스템 구축  |  진도 관리 계획서</w:t>
       </w:r>
     </w:p>
     <w:p>
@@ -1250,7 +1250,7 @@
         <w:rPr>
           <w:sz w:val="19"/>
         </w:rPr>
-        <w:t>• 3단계 AI 판정 엔진(규칙+RAG+LLM), ProductLab 실증DB 연계, 사내 SSO/MarketingHub 방화벽 개통을 핵심 임계 경로로 지정</w:t>
+        <w:t>• 3단계 AI 판정 엔진(규칙+RAG+LLM), PLM-Nexus 시험검증DB 연계, 사내 SSO/SRM-Portal 방화벽 개통을 핵심 임계 경로로 지정</w:t>
         <w:br/>
       </w:r>
       <w:r>
@@ -1366,7 +1366,7 @@
           <w:color w:val="1D4ED8"/>
           <w:sz w:val="20"/>
         </w:rPr>
-        <w:t>한빛글로벌 SyncGuard AI 시스템 구축  |  진도 관리 계획서</w:t>
+        <w:t>한빛글로벌 SyncFlow AI 시스템 구축  |  진도 관리 계획서</w:t>
       </w:r>
     </w:p>
     <w:p>
@@ -1457,7 +1457,7 @@
         <w:rPr>
           <w:sz w:val="19"/>
         </w:rPr>
-        <w:t>ProductLab 실증자료 DB 연동</w:t>
+        <w:t>PLM-Nexus 시험성적서 DB 연동</w:t>
       </w:r>
     </w:p>
     <w:p>
@@ -1982,7 +1982,7 @@
               <w:rPr>
                 <w:sz w:val="17"/>
               </w:rPr>
-              <w:t>3단계 AI 엔진, 100대 규칙사전, Side-by-Side 뷰어, ProductLab 실증DB 및 SSO/MarketingHub 연계</w:t>
+              <w:t>3단계 AI 엔진, 100대 규칙사전, Side-by-Side 뷰어, PLM-Nexus 시험검증DB 및 SSO/SRM-Portal 연계</w:t>
             </w:r>
           </w:p>
         </w:tc>
@@ -2235,7 +2235,7 @@
           <w:color w:val="1D4ED8"/>
           <w:sz w:val="20"/>
         </w:rPr>
-        <w:t>한빛글로벌 SyncGuard AI 시스템 구축  |  진도 관리 계획서</w:t>
+        <w:t>한빛글로벌 SyncFlow AI 시스템 구축  |  진도 관리 계획서</w:t>
       </w:r>
     </w:p>
     <w:p>
@@ -2314,7 +2314,7 @@
         <w:rPr>
           <w:sz w:val="19"/>
         </w:rPr>
-        <w:t>• 발주사(현업/기술 PM, RA Lab)에 공식 제출되어 검토 회의가 진행 중인 상태</w:t>
+        <w:t>• 발주사(현업/기술 PM, 품질법무검증팀)에 공식 제출되어 검토 회의가 진행 중인 상태</w:t>
         <w:br/>
       </w:r>
       <w:r>
@@ -2471,7 +2471,7 @@
           <w:color w:val="1D4ED8"/>
           <w:sz w:val="20"/>
         </w:rPr>
-        <w:t>한빛글로벌 SyncGuard AI 시스템 구축  |  진도 관리 계획서</w:t>
+        <w:t>한빛글로벌 SyncFlow AI 시스템 구축  |  진도 관리 계획서</w:t>
       </w:r>
     </w:p>
     <w:p>
@@ -2499,7 +2499,7 @@
         <w:rPr>
           <w:sz w:val="19"/>
         </w:rPr>
-        <w:t>• [2026.10월 말] 3.0% (착수 완료)  ➔  [11월 말 / M1] 20.0% (분석 완료·설계 승인)  ➔  [12월 말] 30.0% (설계 완료·인프라/기반 구축)  ➔  [2027.01월 말 / M2·M3] 45.0% (AI 엔진·실증DB 검증)</w:t>
+        <w:t>• [2026.10월 말] 3.0% (착수 완료)  ➔  [11월 말 / M1] 20.0% (분석 완료·설계 승인)  ➔  [12월 말] 30.0% (설계 완료·인프라/기반 구축)  ➔  [2027.01월 말 / M2·M3] 45.0% (AI 엔진·시험검증DB 검증)</w:t>
         <w:br/>
       </w:r>
       <w:r>
@@ -3724,7 +3724,7 @@
           <w:color w:val="1D4ED8"/>
           <w:sz w:val="20"/>
         </w:rPr>
-        <w:t>한빛글로벌 SyncGuard AI 시스템 구축  |  진도 관리 계획서</w:t>
+        <w:t>한빛글로벌 SyncFlow AI 시스템 구축  |  진도 관리 계획서</w:t>
       </w:r>
     </w:p>
     <w:p>
@@ -3804,7 +3804,7 @@
         <w:rPr>
           <w:sz w:val="19"/>
         </w:rPr>
-        <w:t>• 예: 문서 파싱/OCR 또는 실증DB 매핑 병목 시 AI·백엔드 인력 집중 배치</w:t>
+        <w:t>• 예: 문서 파싱/OCR 또는 시험검증DB 매핑 병목 시 AI·백엔드 인력 집중 배치</w:t>
       </w:r>
     </w:p>
     <w:p>
@@ -3832,7 +3832,7 @@
         <w:rPr>
           <w:sz w:val="19"/>
         </w:rPr>
-        <w:t>• 외부 시스템(SSO, MarketingHub, ProductLab) 방화벽이나 API 지연 시 표준 Mock 서버 즉시 구축</w:t>
+        <w:t>• 외부 시스템(SSO, SRM-Portal, PLM-Nexus) 방화벽이나 API 지연 시 표준 Mock 서버 즉시 구축</w:t>
         <w:br/>
       </w:r>
       <w:r>
@@ -4299,7 +4299,7 @@
           <w:color w:val="1D4ED8"/>
           <w:sz w:val="20"/>
         </w:rPr>
-        <w:t>한빛글로벌 SyncGuard AI 시스템 구축  |  진도 관리 계획서</w:t>
+        <w:t>한빛글로벌 SyncFlow AI 시스템 구축  |  진도 관리 계획서</w:t>
       </w:r>
     </w:p>
     <w:p>
@@ -4548,7 +4548,7 @@
               </w:rPr>
               <w:t>Gate 2 (M2·M3)</w:t>
               <w:br/>
-              <w:t>엔진 &amp; 실증DB 검증</w:t>
+              <w:t>엔진 &amp; 시험검증DB 검증</w:t>
             </w:r>
           </w:p>
         </w:tc>
@@ -4578,7 +4578,7 @@
               </w:rPr>
               <w:t>3.3 AI 판정 엔진</w:t>
               <w:br/>
-              <w:t>3.4 ProductLab 연계</w:t>
+              <w:t>3.4 PLM-Nexus 연계</w:t>
             </w:r>
           </w:p>
         </w:tc>
@@ -4594,9 +4594,9 @@
               </w:rPr>
               <w:t>• 1단계 100대 규칙사전 정규식/형태소 매칭 정상 동작</w:t>
               <w:br/>
-              <w:t>• 2단계 식약처 가이드라인 pgvector(1536d) 하이브리드 검색 연동</w:t>
+              <w:t>• 2단계 공정위·표준원 가이드라인 pgvector(1536d) 하이브리드 검색 연동</w:t>
               <w:br/>
-              <w:t>• ProductLab 원료·효능·시험결과 실증 데이터 API 조회 성공</w:t>
+              <w:t>• PLM-Nexus 원소재·성능규격·시험결과 시험검증 데이터 API 조회 성공</w:t>
             </w:r>
           </w:p>
         </w:tc>
@@ -4630,7 +4630,7 @@
               </w:rPr>
               <w:t>검색 임계치·청킹 전략 재튜닝</w:t>
               <w:br/>
-              <w:t>실증 쿼리 인덱스 최적화</w:t>
+              <w:t>시험검증 쿼리 인덱스 최적화</w:t>
             </w:r>
           </w:p>
         </w:tc>
@@ -4788,7 +4788,7 @@
               </w:rPr>
               <w:t>• [AI 핵심 KPI] 금지표현 검출률(Recall) 95% 이상 달성</w:t>
               <w:br/>
-              <w:t>• [AI 핵심 KPI] RA 전문 인력 판정 일치율(Accuracy) 90% 이상</w:t>
+              <w:t>• [AI 핵심 KPI] QA 전문 인력 판정 일치율(Accuracy) 90% 이상</w:t>
               <w:br/>
               <w:t>• 단건 문서 평균 분석 처리 시간 목표 SLA 충족 및 보안 취약점 조치 100%</w:t>
             </w:r>
@@ -4804,7 +4804,7 @@
               <w:rPr>
                 <w:sz w:val="17"/>
               </w:rPr>
-              <w:t>RA Lab 골든셋 실증 평가</w:t>
+              <w:t>품질법무검증팀 골든셋 시험검증 평가</w:t>
               <w:br/>
               <w:t>골든셋보고서(TST_050)</w:t>
               <w:br/>
@@ -4969,7 +4969,7 @@
           <w:color w:val="1D4ED8"/>
           <w:sz w:val="20"/>
         </w:rPr>
-        <w:t>한빛글로벌 SyncGuard AI 시스템 구축  |  진도 관리 계획서</w:t>
+        <w:t>한빛글로벌 SyncFlow AI 시스템 구축  |  진도 관리 계획서</w:t>
       </w:r>
     </w:p>
     <w:p>
@@ -5292,7 +5292,7 @@
               <w:rPr>
                 <w:sz w:val="17"/>
               </w:rPr>
-              <w:t>• 외부 인터페이스(SSO/MarketingHub/ProductLab) 지연, 정책 변경 등으로 마일스톤 일자 변경 필요 시</w:t>
+              <w:t>• 외부 인터페이스(SSO/SRM-Portal/PLM-Nexus) 지연, 정책 변경 등으로 마일스톤 일자 변경 필요 시</w:t>
             </w:r>
           </w:p>
         </w:tc>
@@ -5439,7 +5439,7 @@
           <w:color w:val="1D4ED8"/>
           <w:sz w:val="20"/>
         </w:rPr>
-        <w:t>한빛글로벌 SyncGuard AI 시스템 구축  |  진도 관리 계획서</w:t>
+        <w:t>한빛글로벌 SyncFlow AI 시스템 구축  |  진도 관리 계획서</w:t>
       </w:r>
     </w:p>
     <w:p>
@@ -5557,7 +5557,7 @@
               <w:rPr>
                 <w:sz w:val="17"/>
               </w:rPr>
-              <w:t>• WBS 코드 및 과업명 : [예시: 3.2.2 동영상 음성(STT) 및 핵심 프레임 추출 파이프라인 구현]</w:t>
+              <w:t>• WBS 코드 및 과업명 : [예시: 3.2.2 설계도면 음성(STT) 및 핵심 프레임 추출 파이프라인 구현]</w:t>
               <w:br/>
               <w:t>• 담당 파트 / 담당자 : AI 엔지니어 파트 / 박진우 수석 선임</w:t>
             </w:r>
@@ -5650,7 +5650,7 @@
               <w:rPr>
                 <w:sz w:val="17"/>
               </w:rPr>
-              <w:t>• 대용량(300MB+) 고해상도 광고 동영상 업로드 시 FFmpeg 프레임 추출 메모리 점유 증가로 처리 지연 발생</w:t>
+              <w:t>• 대용량(300MB+) 고해상도 구매계약 설계도면 업로드 시 FFmpeg 프레임 추출 메모리 점유 증가로 처리 지연 발생</w:t>
               <w:br/>
               <w:t>• 배경 음악이 강한 영상에서 STT 텍스트 오인식 보정 로직 추가 구현 소요</w:t>
             </w:r>
@@ -5698,7 +5698,7 @@
               <w:rPr>
                 <w:sz w:val="17"/>
               </w:rPr>
-              <w:t>• 후속 과업 [3.3.3 동영상 구간 타임스탬프 매핑] 착수가 3일 지연될 우려가 있으나, 문서(PDF/이미지) 판정 라인에는 영향 없음</w:t>
+              <w:t>• 후속 과업 [3.3.3 설계도면 구간 타임스탬프 매핑] 착수가 3일 지연될 우려가 있으나, 문서(PDF/이미지) 판정 라인에는 영향 없음</w:t>
               <w:br/>
               <w:t>• M4 구현완료(03.31) 마일스톤에는 영향 없도록 2주 내 만회 필요</w:t>
             </w:r>
@@ -5797,7 +5797,7 @@
               </w:rPr>
               <w:t>• [D+3일] 청크 분할 및 비동기 Worker 패치 완료 (진도 80% 회복)</w:t>
               <w:br/>
-              <w:t>• [D+7일] 샘플 광고 영상 20종 단위테스트 통과 및 정상 기준선(100%) 완전 복귀 완료</w:t>
+              <w:t>• [D+7일] 샘플 구매계약 영상 20종 단위테스트 통과 및 정상 기준선(100%) 완전 복귀 완료</w:t>
             </w:r>
           </w:p>
         </w:tc>
